--- a/面向 IEEE 1838 兼容异构集成系统的电热感知测试访问路径生成与协同调度方法.docx
+++ b/面向 IEEE 1838 兼容异构集成系统的电热感知测试访问路径生成与协同调度方法.docx
@@ -260,7 +260,63 @@
           <w:highlight w:val="yellow"/>
           <w:lang w:eastAsia="zh-CN"/>
         </w:rPr>
-        <w:t>recipe--</w:t>
+        <w:t>recipe</w:t>
+      </w:r>
+      <w:r>
+        <w:rPr>
+          <w:highlight w:val="yellow"/>
+          <w:lang w:eastAsia="zh-CN"/>
+        </w:rPr>
+        <w:t>—</w:t>
+      </w:r>
+    </w:p>
+    <w:p>
+      <w:pPr>
+        <w:kinsoku/>
+        <w:autoSpaceDE/>
+        <w:autoSpaceDN/>
+        <w:adjustRightInd/>
+        <w:snapToGrid/>
+        <w:spacing w:line="278" w:lineRule="auto"/>
+        <w:textAlignment w:val="auto"/>
+        <w:rPr>
+          <w:lang w:eastAsia="zh-CN"/>
+        </w:rPr>
+      </w:pPr>
+      <w:r>
+        <w:rPr>
+          <w:lang w:eastAsia="zh-CN"/>
+        </w:rPr>
+        <w:t>根据每个待测对象的结构属性、测试数据量、可用访问资源和功耗参数，枚举合法测试访问方式，并把每种方式转化成一条带时间、功耗、热风险、资源占用的候选任务。</w:t>
+      </w:r>
+    </w:p>
+    <w:p>
+      <w:pPr>
+        <w:kinsoku/>
+        <w:autoSpaceDE/>
+        <w:autoSpaceDN/>
+        <w:adjustRightInd/>
+        <w:snapToGrid/>
+        <w:spacing w:line="278" w:lineRule="auto"/>
+        <w:textAlignment w:val="auto"/>
+        <w:rPr>
+          <w:rFonts w:hint="eastAsia"/>
+          <w:lang w:eastAsia="zh-CN"/>
+        </w:rPr>
+      </w:pPr>
+      <w:r>
+        <w:rPr>
+          <w:rFonts w:hint="eastAsia"/>
+          <w:lang w:eastAsia="zh-CN"/>
+        </w:rPr>
+        <w:t xml:space="preserve">M3 </w:t>
+      </w:r>
+      <w:r>
+        <w:rPr>
+          <w:rFonts w:hint="eastAsia"/>
+          <w:lang w:eastAsia="zh-CN"/>
+        </w:rPr>
+        <w:t>剪枝</w:t>
       </w:r>
     </w:p>
     <w:sectPr>
@@ -967,7 +1023,6 @@
   <w:style w:type="character" w:default="1" w:styleId="a0">
     <w:name w:val="Default Paragraph Font"/>
     <w:uiPriority w:val="1"/>
-    <w:semiHidden/>
     <w:unhideWhenUsed/>
   </w:style>
   <w:style w:type="table" w:default="1" w:styleId="a1">

--- a/面向 IEEE 1838 兼容异构集成系统的电热感知测试访问路径生成与协同调度方法.docx
+++ b/面向 IEEE 1838 兼容异构集成系统的电热感知测试访问路径生成与协同调度方法.docx
@@ -28,6 +28,7 @@
     <w:p>
       <w:pPr>
         <w:ind w:firstLine="480"/>
+        <w:jc w:val="both"/>
         <w:rPr>
           <w:rFonts w:ascii="宋体" w:hAnsi="宋体" w:hint="eastAsia"/>
           <w:lang w:eastAsia="zh-CN"/>
@@ -38,14 +39,46 @@
           <w:rFonts w:ascii="宋体" w:hAnsi="宋体"/>
           <w:lang w:eastAsia="zh-CN"/>
         </w:rPr>
-        <w:t>随着 2.5D/3D 异构集成和 Chiplet 系统的发展，测试访问路径呈现出多层级、多通道和强约束并存的特点。IEEE 1838 为三维堆叠集成电路提供了标准化测试访问架构，</w:t>
-      </w:r>
+        <w:t xml:space="preserve">随着 2.5D/3D 异构集成和 </w:t>
+      </w:r>
+      <w:proofErr w:type="spellStart"/>
       <w:r>
         <w:rPr>
           <w:rFonts w:ascii="宋体" w:hAnsi="宋体"/>
           <w:lang w:eastAsia="zh-CN"/>
         </w:rPr>
-        <w:t>然而该架构下的 PTAP/STAP 串行级联机制使得测试访问呈现严格的层级依赖，导致传统的独立任务装箱调度策略难以直接适用；</w:t>
+        <w:t>Chiplet</w:t>
+      </w:r>
+      <w:proofErr w:type="spellEnd"/>
+      <w:r>
+        <w:rPr>
+          <w:rFonts w:ascii="宋体" w:hAnsi="宋体"/>
+          <w:lang w:eastAsia="zh-CN"/>
+        </w:rPr>
+        <w:t xml:space="preserve"> 系统的发展，测试访问路径呈现出多层级、多通道和强约束并存的特点。IEEE 1838 为三维堆叠集成电路提供了标准化测试访问架构，</w:t>
+      </w:r>
+      <w:r>
+        <w:rPr>
+          <w:rFonts w:ascii="宋体" w:hAnsi="宋体"/>
+          <w:lang w:eastAsia="zh-CN"/>
+        </w:rPr>
+        <w:t>然而该架构下的 PTAP/STAP 串行级联机制使得测试访问呈现严格的层级依赖，导致传统的</w:t>
+      </w:r>
+      <w:proofErr w:type="gramStart"/>
+      <w:r>
+        <w:rPr>
+          <w:rFonts w:ascii="宋体" w:hAnsi="宋体"/>
+          <w:lang w:eastAsia="zh-CN"/>
+        </w:rPr>
+        <w:t>独立任务</w:t>
+      </w:r>
+      <w:proofErr w:type="gramEnd"/>
+      <w:r>
+        <w:rPr>
+          <w:rFonts w:ascii="宋体" w:hAnsi="宋体"/>
+          <w:lang w:eastAsia="zh-CN"/>
+        </w:rPr>
+        <w:t>装箱调度策略难以直接适用；</w:t>
       </w:r>
       <w:r>
         <w:rPr>
@@ -107,22 +140,15 @@
     </w:p>
     <w:p>
       <w:pPr>
-        <w:ind w:firstLine="480"/>
-        <w:rPr>
-          <w:lang w:eastAsia="zh-CN"/>
-        </w:rPr>
+        <w:pStyle w:val="2"/>
       </w:pPr>
       <w:r>
-        <w:rPr>
-          <w:lang w:eastAsia="zh-CN"/>
-        </w:rPr>
         <w:lastRenderedPageBreak/>
         <w:t>Electro-Thermal-Aware Test Access Path Generation and Co-Scheduling for IEEE 1838-Compliant Heterogeneous Integration</w:t>
       </w:r>
     </w:p>
     <w:p>
       <w:pPr>
-        <w:ind w:firstLine="480"/>
         <w:rPr>
           <w:lang w:eastAsia="zh-CN"/>
         </w:rPr>
@@ -131,7 +157,95 @@
         <w:rPr>
           <w:lang w:eastAsia="zh-CN"/>
         </w:rPr>
-        <w:t>Abstract:</w:t>
+        <w:t>Abstract</w:t>
+      </w:r>
+      <w:r>
+        <w:rPr>
+          <w:rFonts w:hint="eastAsia"/>
+          <w:lang w:eastAsia="zh-CN"/>
+        </w:rPr>
+        <w:t>：</w:t>
+      </w:r>
+    </w:p>
+    <w:p>
+      <w:pPr>
+        <w:ind w:firstLineChars="200" w:firstLine="560"/>
+        <w:jc w:val="both"/>
+        <w:rPr>
+          <w:rFonts w:ascii="Times New Roman" w:hAnsi="Times New Roman" w:cs="Times New Roman"/>
+          <w:lang w:eastAsia="zh-CN"/>
+        </w:rPr>
+      </w:pPr>
+      <w:r>
+        <w:rPr>
+          <w:rFonts w:ascii="Times New Roman" w:hAnsi="Times New Roman" w:cs="Times New Roman"/>
+          <w:lang w:eastAsia="zh-CN"/>
+        </w:rPr>
+        <w:t xml:space="preserve">With the development of 2.5D/3D heterogeneous integration and </w:t>
+      </w:r>
+      <w:proofErr w:type="spellStart"/>
+      <w:r>
+        <w:rPr>
+          <w:rFonts w:ascii="Times New Roman" w:hAnsi="Times New Roman" w:cs="Times New Roman"/>
+          <w:lang w:eastAsia="zh-CN"/>
+        </w:rPr>
+        <w:t>Chiplet</w:t>
+      </w:r>
+      <w:proofErr w:type="spellEnd"/>
+      <w:r>
+        <w:rPr>
+          <w:rFonts w:ascii="Times New Roman" w:hAnsi="Times New Roman" w:cs="Times New Roman"/>
+          <w:lang w:eastAsia="zh-CN"/>
+        </w:rPr>
+        <w:t xml:space="preserve"> systems, test access paths are characterized by multi-hierarchy, multi-channel configuration and stringent constraints. IEEE 1838 provides a standardized test access architecture for three-dimensional stacked integrated circuits. Nevertheless, the serial cascading mechanism of PTAP/STAP in this architecture imposes strict hierarchical dependencies on test access, making conventional independent-task bin-packing scheduling strategies inapplicable directly. In practical testing scenarios, serial PTAP/STAP access, segmented DWR access, parallel FPP transmission and local BIST execution often coexist simultaneously. Adopting fixed paths or a single bandwidth allocation strategy tends to result in excessive test time, low resource utilization, excessive local power consumption and overheating issues. To address the above problems, this paper proposes a thermal-power-aware test path generation and collaborative scheduling method for IEEE 1838-compliant heterogeneous integration systems. Firstly, </w:t>
+      </w:r>
+      <w:proofErr w:type="spellStart"/>
+      <w:r>
+        <w:rPr>
+          <w:rFonts w:ascii="Times New Roman" w:hAnsi="Times New Roman" w:cs="Times New Roman"/>
+          <w:lang w:eastAsia="zh-CN"/>
+        </w:rPr>
+        <w:t>chiplets</w:t>
+      </w:r>
+      <w:proofErr w:type="spellEnd"/>
+      <w:r>
+        <w:rPr>
+          <w:rFonts w:ascii="Times New Roman" w:hAnsi="Times New Roman" w:cs="Times New Roman"/>
+          <w:lang w:eastAsia="zh-CN"/>
+        </w:rPr>
+        <w:t>, cores, DWRs, STAPs, FPP lanes, TSVs and interposer interconnections are uniformly modeled as a heterogeneous test access graph. Secondly, a Test Access Recipe model is proposed to abstract serial access, parallel access, self-test, mixed access and interconnection test into schedulable candidate test recipes. On this basis, a hybrid optimization framework combining CP-SAT and ALNS is introduced to jointly optimize test path selection and test timing under multiple constraints including mutual exclusion for serial access, FPP lane occupation, TSV/interconnection resource limits, power consumption caps, thermal adjacency conflicts and BIST phase dependencies. The proposed method eliminates local optimization limitations induced by the traditional "path determination prior to scheduling" scheme, and mitigates hotspot superposition risks via thermal risk evaluation and temperature feedback mechanisms. This research provides a scalable modeling and scheduling paradigm for the optimization of IEEE 1838-compliant test access in advanced packaging applications.</w:t>
+      </w:r>
+    </w:p>
+    <w:p>
+      <w:pPr>
+        <w:jc w:val="both"/>
+        <w:rPr>
+          <w:rFonts w:ascii="Times New Roman" w:hAnsi="Times New Roman" w:cs="Times New Roman"/>
+          <w:lang w:eastAsia="zh-CN"/>
+        </w:rPr>
+      </w:pPr>
+      <w:r>
+        <w:rPr>
+          <w:rFonts w:ascii="Times New Roman" w:hAnsi="Times New Roman" w:cs="Times New Roman"/>
+          <w:lang w:eastAsia="zh-CN"/>
+        </w:rPr>
+        <w:t>Keywords</w:t>
+      </w:r>
+    </w:p>
+    <w:p>
+      <w:pPr>
+        <w:jc w:val="both"/>
+        <w:rPr>
+          <w:rFonts w:ascii="Times New Roman" w:hAnsi="Times New Roman" w:cs="Times New Roman"/>
+          <w:lang w:eastAsia="zh-CN"/>
+        </w:rPr>
+      </w:pPr>
+      <w:r>
+        <w:rPr>
+          <w:rFonts w:ascii="Times New Roman" w:hAnsi="Times New Roman" w:cs="Times New Roman"/>
+          <w:lang w:eastAsia="zh-CN"/>
+        </w:rPr>
+        <w:t>IEEE 1838; heterogeneous integration; test access path; test scheduling; thermal-power awareness; CP-SAT; ALNS; advanced packaging</w:t>
       </w:r>
     </w:p>
     <w:p>
@@ -147,177 +261,6 @@
           <w:lang w:eastAsia="zh-CN"/>
         </w:rPr>
       </w:pPr>
-      <w:r>
-        <w:rPr>
-          <w:lang w:eastAsia="zh-CN"/>
-        </w:rPr>
-        <w:br w:type="page"/>
-      </w:r>
-    </w:p>
-    <w:p>
-      <w:pPr>
-        <w:kinsoku/>
-        <w:autoSpaceDE/>
-        <w:autoSpaceDN/>
-        <w:adjustRightInd/>
-        <w:snapToGrid/>
-        <w:spacing w:line="278" w:lineRule="auto"/>
-        <w:textAlignment w:val="auto"/>
-        <w:rPr>
-          <w:lang w:eastAsia="zh-CN"/>
-        </w:rPr>
-      </w:pPr>
-      <w:r>
-        <w:rPr>
-          <w:rFonts w:hint="eastAsia"/>
-          <w:lang w:eastAsia="zh-CN"/>
-        </w:rPr>
-        <w:lastRenderedPageBreak/>
-        <w:t xml:space="preserve">M0 </w:t>
-      </w:r>
-      <w:r>
-        <w:rPr>
-          <w:rFonts w:hint="eastAsia"/>
-          <w:lang w:eastAsia="zh-CN"/>
-        </w:rPr>
-        <w:t>生成标准项目目录结构</w:t>
-      </w:r>
-    </w:p>
-    <w:p>
-      <w:pPr>
-        <w:kinsoku/>
-        <w:autoSpaceDE/>
-        <w:autoSpaceDN/>
-        <w:adjustRightInd/>
-        <w:snapToGrid/>
-        <w:spacing w:line="278" w:lineRule="auto"/>
-        <w:textAlignment w:val="auto"/>
-        <w:rPr>
-          <w:lang w:eastAsia="zh-CN"/>
-        </w:rPr>
-      </w:pPr>
-      <w:r>
-        <w:rPr>
-          <w:rFonts w:hint="eastAsia"/>
-          <w:lang w:eastAsia="zh-CN"/>
-        </w:rPr>
-        <w:t xml:space="preserve">M1 </w:t>
-      </w:r>
-      <w:r>
-        <w:rPr>
-          <w:rFonts w:hint="eastAsia"/>
-          <w:lang w:eastAsia="zh-CN"/>
-        </w:rPr>
-        <w:t>系统模型定义</w:t>
-      </w:r>
-      <w:r>
-        <w:rPr>
-          <w:rFonts w:hint="eastAsia"/>
-          <w:lang w:eastAsia="zh-CN"/>
-        </w:rPr>
-        <w:t>------</w:t>
-      </w:r>
-      <w:r>
-        <w:rPr>
-          <w:rFonts w:hint="eastAsia"/>
-          <w:lang w:eastAsia="zh-CN"/>
-        </w:rPr>
-        <w:t>样例输入</w:t>
-      </w:r>
-    </w:p>
-    <w:p>
-      <w:pPr>
-        <w:kinsoku/>
-        <w:autoSpaceDE/>
-        <w:autoSpaceDN/>
-        <w:adjustRightInd/>
-        <w:snapToGrid/>
-        <w:spacing w:line="278" w:lineRule="auto"/>
-        <w:textAlignment w:val="auto"/>
-        <w:rPr>
-          <w:lang w:eastAsia="zh-CN"/>
-        </w:rPr>
-      </w:pPr>
-      <w:r>
-        <w:rPr>
-          <w:rFonts w:hint="eastAsia"/>
-          <w:highlight w:val="yellow"/>
-          <w:lang w:eastAsia="zh-CN"/>
-        </w:rPr>
-        <w:t xml:space="preserve">M2 </w:t>
-      </w:r>
-      <w:r>
-        <w:rPr>
-          <w:rFonts w:hint="eastAsia"/>
-          <w:highlight w:val="yellow"/>
-          <w:lang w:eastAsia="zh-CN"/>
-        </w:rPr>
-        <w:t>根据输入生成</w:t>
-      </w:r>
-      <w:r>
-        <w:rPr>
-          <w:rFonts w:hint="eastAsia"/>
-          <w:highlight w:val="yellow"/>
-          <w:lang w:eastAsia="zh-CN"/>
-        </w:rPr>
-        <w:t>recipe</w:t>
-      </w:r>
-      <w:r>
-        <w:rPr>
-          <w:highlight w:val="yellow"/>
-          <w:lang w:eastAsia="zh-CN"/>
-        </w:rPr>
-        <w:t>—</w:t>
-      </w:r>
-    </w:p>
-    <w:p>
-      <w:pPr>
-        <w:kinsoku/>
-        <w:autoSpaceDE/>
-        <w:autoSpaceDN/>
-        <w:adjustRightInd/>
-        <w:snapToGrid/>
-        <w:spacing w:line="278" w:lineRule="auto"/>
-        <w:textAlignment w:val="auto"/>
-        <w:rPr>
-          <w:lang w:eastAsia="zh-CN"/>
-        </w:rPr>
-      </w:pPr>
-      <w:r>
-        <w:rPr>
-          <w:lang w:eastAsia="zh-CN"/>
-        </w:rPr>
-        <w:t>根据每个待测对象的结构属性、测试数据量、可用访问资源和功耗参数，枚举合法测试访问方式，并把每种方式转化成一条带时间、功耗、热风险、资源占用的候选任务。</w:t>
-      </w:r>
-    </w:p>
-    <w:p>
-      <w:pPr>
-        <w:kinsoku/>
-        <w:autoSpaceDE/>
-        <w:autoSpaceDN/>
-        <w:adjustRightInd/>
-        <w:snapToGrid/>
-        <w:spacing w:line="278" w:lineRule="auto"/>
-        <w:textAlignment w:val="auto"/>
-        <w:rPr>
-          <w:rFonts w:hint="eastAsia"/>
-          <w:lang w:eastAsia="zh-CN"/>
-        </w:rPr>
-      </w:pPr>
-      <w:r>
-        <w:rPr>
-          <w:rFonts w:hint="eastAsia"/>
-          <w:lang w:eastAsia="zh-CN"/>
-        </w:rPr>
-        <w:t xml:space="preserve">M3 </w:t>
-      </w:r>
-      <w:r>
-        <w:rPr>
-          <w:rFonts w:hint="eastAsia"/>
-          <w:lang w:eastAsia="zh-CN"/>
-        </w:rPr>
-        <w:t>剪枝</w:t>
-      </w:r>
     </w:p>
     <w:sectPr>
       <w:pgSz w:w="11906" w:h="16838"/>
@@ -840,7 +783,7 @@
     <w:uiPriority w:val="9"/>
     <w:unhideWhenUsed/>
     <w:qFormat/>
-    <w:rsid w:val="00D3064B"/>
+    <w:rsid w:val="00D751D6"/>
     <w:pPr>
       <w:keepNext/>
       <w:keepLines/>
@@ -850,13 +793,13 @@
       <w:autoSpaceDN/>
       <w:adjustRightInd/>
       <w:snapToGrid/>
-      <w:spacing w:beforeLines="84" w:before="276" w:afterLines="84" w:after="276" w:line="400" w:lineRule="exact"/>
+      <w:spacing w:beforeLines="84" w:before="262" w:afterLines="84" w:after="262" w:line="400" w:lineRule="exact"/>
       <w:textAlignment w:val="auto"/>
       <w:outlineLvl w:val="1"/>
     </w:pPr>
     <w:rPr>
-      <w:rFonts w:ascii="黑体" w:eastAsia="黑体" w:hAnsi="Times New Roman" w:cs="Times New Roman"/>
-      <w:bCs/>
+      <w:rFonts w:ascii="Times New Roman" w:eastAsia="黑体" w:hAnsi="Times New Roman" w:cs="Times New Roman"/>
+      <w:b/>
       <w:snapToGrid/>
       <w:color w:val="auto"/>
       <w:kern w:val="2"/>
@@ -1023,6 +966,7 @@
   <w:style w:type="character" w:default="1" w:styleId="a0">
     <w:name w:val="Default Paragraph Font"/>
     <w:uiPriority w:val="1"/>
+    <w:semiHidden/>
     <w:unhideWhenUsed/>
   </w:style>
   <w:style w:type="table" w:default="1" w:styleId="a1">
@@ -1065,10 +1009,10 @@
     <w:basedOn w:val="a0"/>
     <w:link w:val="2"/>
     <w:uiPriority w:val="9"/>
-    <w:rsid w:val="00D3064B"/>
-    <w:rPr>
-      <w:rFonts w:ascii="黑体" w:eastAsia="黑体" w:hAnsi="Times New Roman" w:cs="Times New Roman"/>
-      <w:bCs/>
+    <w:rsid w:val="00D751D6"/>
+    <w:rPr>
+      <w:rFonts w:ascii="Times New Roman" w:eastAsia="黑体" w:hAnsi="Times New Roman" w:cs="Times New Roman"/>
+      <w:b/>
       <w:sz w:val="32"/>
       <w:szCs w:val="32"/>
       <w14:ligatures w14:val="none"/>
